--- a/Healthcare Project.docx
+++ b/Healthcare Project.docx
@@ -1,6 +1,6 @@
 
 <file path=word/document.xml><?xml version="1.0" encoding="utf-8"?>
-<w:document xmlns:wpc="http://schemas.microsoft.com/office/word/2010/wordprocessingCanvas" xmlns:cx="http://schemas.microsoft.com/office/drawing/2014/chartex" xmlns:cx1="http://schemas.microsoft.com/office/drawing/2015/9/8/chartex" xmlns:cx2="http://schemas.microsoft.com/office/drawing/2015/10/21/chartex" xmlns:cx3="http://schemas.microsoft.com/office/drawing/2016/5/9/chartex" xmlns:cx4="http://schemas.microsoft.com/office/drawing/2016/5/10/chartex" xmlns:cx5="http://schemas.microsoft.com/office/drawing/2016/5/11/chartex" xmlns:cx6="http://schemas.microsoft.com/office/drawing/2016/5/12/chartex" xmlns:cx7="http://schemas.microsoft.com/office/drawing/2016/5/13/chartex" xmlns:cx8="http://schemas.microsoft.com/office/drawing/2016/5/14/chartex" xmlns:mc="http://schemas.openxmlformats.org/markup-compatibility/2006" xmlns:aink="http://schemas.microsoft.com/office/drawing/2016/ink" xmlns:am3d="http://schemas.microsoft.com/office/drawing/2017/model3d" xmlns:o="urn:schemas-microsoft-com:office:office" xmlns:oel="http://schemas.microsoft.com/office/2019/extlst" xmlns:r="http://schemas.openxmlformats.org/officeDocument/2006/relationships" xmlns:m="http://schemas.openxmlformats.org/officeDocument/2006/math" xmlns:v="urn:schemas-microsoft-com:vml" xmlns:wp14="http://schemas.microsoft.com/office/word/2010/wordprocessingDrawing" xmlns:wp="http://schemas.openxmlformats.org/drawingml/2006/wordprocessingDrawing" xmlns:w10="urn:schemas-microsoft-com:office:word" xmlns:w="http://schemas.openxmlformats.org/wordprocessingml/2006/main" xmlns:w14="http://schemas.microsoft.com/office/word/2010/wordml" xmlns:w15="http://schemas.microsoft.com/office/word/2012/wordml" xmlns:w16cex="http://schemas.microsoft.com/office/word/2018/wordml/cex" xmlns:w16cid="http://schemas.microsoft.com/office/word/2016/wordml/cid" xmlns:w16="http://schemas.microsoft.com/office/word/2018/wordml" xmlns:w16du="http://schemas.microsoft.com/office/word/2023/wordml/word16du" xmlns:w16sdtdh="http://schemas.microsoft.com/office/word/2020/wordml/sdtdatahash" xmlns:w16sdtfl="http://schemas.microsoft.com/office/word/2024/wordml/sdtformatlock" xmlns:w16se="http://schemas.microsoft.com/office/word/2015/wordml/symex" xmlns:wpg="http://schemas.microsoft.com/office/word/2010/wordprocessingGroup" xmlns:wpi="http://schemas.microsoft.com/office/word/2010/wordprocessingInk" xmlns:wne="http://schemas.microsoft.com/office/word/2006/wordml" xmlns:wps="http://schemas.microsoft.com/office/word/2010/wordprocessingShape" mc:Ignorable="w14 w15 w16se w16cid w16 w16cex w16sdtdh w16sdtfl w16du wp14">
+<w:document xmlns:wpc="http://schemas.microsoft.com/office/word/2010/wordprocessingCanvas" xmlns:cx="http://schemas.microsoft.com/office/drawing/2014/chartex" xmlns:cx1="http://schemas.microsoft.com/office/drawing/2015/9/8/chartex" xmlns:cx2="http://schemas.microsoft.com/office/drawing/2015/10/21/chartex" xmlns:cx3="http://schemas.microsoft.com/office/drawing/2016/5/9/chartex" xmlns:cx4="http://schemas.microsoft.com/office/drawing/2016/5/10/chartex" xmlns:cx5="http://schemas.microsoft.com/office/drawing/2016/5/11/chartex" xmlns:cx6="http://schemas.microsoft.com/office/drawing/2016/5/12/chartex" xmlns:cx7="http://schemas.microsoft.com/office/drawing/2016/5/13/chartex" xmlns:cx8="http://schemas.microsoft.com/office/drawing/2016/5/14/chartex" xmlns:mc="http://schemas.openxmlformats.org/markup-compatibility/2006" xmlns:aink="http://schemas.microsoft.com/office/drawing/2016/ink" xmlns:am3d="http://schemas.microsoft.com/office/drawing/2017/model3d" xmlns:o="urn:schemas-microsoft-com:office:office" xmlns:oel="http://schemas.microsoft.com/office/2019/extlst" xmlns:r="http://schemas.openxmlformats.org/officeDocument/2006/relationships" xmlns:m="http://schemas.openxmlformats.org/officeDocument/2006/math" xmlns:v="urn:schemas-microsoft-com:vml" xmlns:wp14="http://schemas.microsoft.com/office/word/2010/wordprocessingDrawing" xmlns:wp="http://schemas.openxmlformats.org/drawingml/2006/wordprocessingDrawing" xmlns:w10="urn:schemas-microsoft-com:office:word" xmlns:w="http://schemas.openxmlformats.org/wordprocessingml/2006/main" xmlns:w14="http://schemas.microsoft.com/office/word/2010/wordml" xmlns:w15="http://schemas.microsoft.com/office/word/2012/wordml" xmlns:w16cex="http://schemas.microsoft.com/office/word/2018/wordml/cex" xmlns:w16cid="http://schemas.microsoft.com/office/word/2016/wordml/cid" xmlns:w16="http://schemas.microsoft.com/office/word/2018/wordml" xmlns:w16du="http://schemas.microsoft.com/office/word/2023/wordml/word16du" xmlns:w16sdtdh="http://schemas.microsoft.com/office/word/2020/wordml/sdtdatahash" xmlns:w16se="http://schemas.microsoft.com/office/word/2015/wordml/symex" xmlns:wpg="http://schemas.microsoft.com/office/word/2010/wordprocessingGroup" xmlns:wpi="http://schemas.microsoft.com/office/word/2010/wordprocessingInk" xmlns:wne="http://schemas.microsoft.com/office/word/2006/wordml" xmlns:wps="http://schemas.microsoft.com/office/word/2010/wordprocessingShape" mc:Ignorable="w14 w15 w16se w16cid w16 w16cex w16sdtdh w16du wp14">
   <w:body>
     <w:p>
       <w:pPr>
@@ -398,13 +398,8 @@
               </w:rPr>
             </w:pPr>
             <w:r>
-              <w:t xml:space="preserve">Kareem </w:t>
-            </w:r>
-            <w:proofErr w:type="spellStart"/>
-            <w:r>
-              <w:t>fekry</w:t>
-            </w:r>
-            <w:proofErr w:type="spellEnd"/>
+              <w:t>Kareem fekry</w:t>
+            </w:r>
           </w:p>
           <w:p>
             <w:pPr>
@@ -504,6 +499,14 @@
     <w:p/>
     <w:sdt>
       <w:sdtPr>
+        <w:rPr>
+          <w:rFonts w:asciiTheme="minorHAnsi" w:eastAsiaTheme="minorHAnsi" w:hAnsiTheme="minorHAnsi" w:cstheme="minorBidi"/>
+          <w:color w:val="auto"/>
+          <w:kern w:val="2"/>
+          <w:sz w:val="24"/>
+          <w:szCs w:val="24"/>
+          <w14:ligatures w14:val="standardContextual"/>
+        </w:rPr>
         <w:id w:val="-508671512"/>
         <w:docPartObj>
           <w:docPartGallery w:val="Table of Contents"/>
@@ -512,15 +515,9 @@
       </w:sdtPr>
       <w:sdtEndPr>
         <w:rPr>
-          <w:rFonts w:asciiTheme="minorHAnsi" w:eastAsiaTheme="minorHAnsi" w:hAnsiTheme="minorHAnsi" w:cstheme="minorBidi"/>
           <w:b/>
           <w:bCs/>
           <w:noProof/>
-          <w:color w:val="auto"/>
-          <w:kern w:val="2"/>
-          <w:sz w:val="24"/>
-          <w:szCs w:val="24"/>
-          <w14:ligatures w14:val="standardContextual"/>
         </w:rPr>
       </w:sdtEndPr>
       <w:sdtContent>
@@ -2666,7 +2663,7 @@
       <w:pPr>
         <w:pStyle w:val="Heading2"/>
         <w:rPr>
-          <w:rFonts w:eastAsiaTheme="minorHAnsi" w:hint="cs"/>
+          <w:rFonts w:eastAsiaTheme="minorHAnsi"/>
           <w:rtl/>
         </w:rPr>
       </w:pPr>
@@ -2795,6 +2792,9 @@
         </w:rPr>
       </w:pPr>
       <w:r>
+        <w:rPr>
+          <w:noProof/>
+        </w:rPr>
         <w:drawing>
           <wp:anchor distT="0" distB="0" distL="114300" distR="114300" simplePos="0" relativeHeight="251663360" behindDoc="1" locked="0" layoutInCell="1" allowOverlap="1" wp14:anchorId="21F1D108" wp14:editId="39A664E0">
             <wp:simplePos x="0" y="0"/>
@@ -3282,8 +3282,15 @@
       <w:bookmarkEnd w:id="6"/>
     </w:p>
     <w:p>
-      <w:r>
-        <w:br w:type="page"/>
+      <w:pPr>
+        <w:pStyle w:val="ListParagraph"/>
+        <w:numPr>
+          <w:ilvl w:val="0"/>
+          <w:numId w:val="42"/>
+        </w:numPr>
+      </w:pPr>
+      <w:r>
+        <w:t>Dataset was too small, and we Worked to find a bigger one.</w:t>
       </w:r>
     </w:p>
     <w:p>
@@ -3298,7 +3305,6 @@
         <w:rPr>
           <w:lang w:bidi="ar-EG"/>
         </w:rPr>
-        <w:lastRenderedPageBreak/>
         <w:t>Dataset Exploration (EDA)</w:t>
       </w:r>
       <w:bookmarkEnd w:id="7"/>
@@ -3457,21 +3463,7 @@
         <w:rPr>
           <w:lang w:bidi="ar-EG"/>
         </w:rPr>
-        <w:t xml:space="preserve"> Data cleaning, encoding, normalization, and </w:t>
-      </w:r>
-      <w:proofErr w:type="gramStart"/>
-      <w:r>
-        <w:rPr>
-          <w:lang w:bidi="ar-EG"/>
-        </w:rPr>
-        <w:t>handling of</w:t>
-      </w:r>
-      <w:proofErr w:type="gramEnd"/>
-      <w:r>
-        <w:rPr>
-          <w:lang w:bidi="ar-EG"/>
-        </w:rPr>
-        <w:t xml:space="preserve"> missing values are performed.</w:t>
+        <w:t xml:space="preserve"> Data cleaning, encoding, normalization, and handling of missing values are performed.</w:t>
       </w:r>
     </w:p>
     <w:p>
@@ -3523,21 +3515,7 @@
         <w:rPr>
           <w:lang w:bidi="ar-EG"/>
         </w:rPr>
-        <w:t xml:space="preserve"> Machine learning models are trained using </w:t>
-      </w:r>
-      <w:proofErr w:type="gramStart"/>
-      <w:r>
-        <w:rPr>
-          <w:lang w:bidi="ar-EG"/>
-        </w:rPr>
-        <w:t>the processed</w:t>
-      </w:r>
-      <w:proofErr w:type="gramEnd"/>
-      <w:r>
-        <w:rPr>
-          <w:lang w:bidi="ar-EG"/>
-        </w:rPr>
-        <w:t xml:space="preserve"> data.</w:t>
+        <w:t xml:space="preserve"> Machine learning models are trained using the processed data.</w:t>
       </w:r>
     </w:p>
     <w:p>
@@ -3725,6 +3703,7 @@
         <w:rPr>
           <w:lang w:bidi="ar-EG"/>
         </w:rPr>
+        <w:lastRenderedPageBreak/>
         <w:t>Data Preprocessing</w:t>
       </w:r>
       <w:r>
@@ -3802,21 +3781,7 @@
         <w:rPr>
           <w:lang w:bidi="ar-EG"/>
         </w:rPr>
-        <w:t xml:space="preserve">Standardizing numerical features </w:t>
-      </w:r>
-      <w:proofErr w:type="gramStart"/>
-      <w:r>
-        <w:rPr>
-          <w:lang w:bidi="ar-EG"/>
-        </w:rPr>
-        <w:t>where</w:t>
-      </w:r>
-      <w:proofErr w:type="gramEnd"/>
-      <w:r>
-        <w:rPr>
-          <w:lang w:bidi="ar-EG"/>
-        </w:rPr>
-        <w:t xml:space="preserve"> necessary.</w:t>
+        <w:t>Standardizing numerical features where necessary.</w:t>
       </w:r>
     </w:p>
     <w:p>
@@ -3834,7 +3799,6 @@
         <w:rPr>
           <w:lang w:bidi="ar-EG"/>
         </w:rPr>
-        <w:lastRenderedPageBreak/>
         <w:t>Removing irrelevant columns or features with low variance.</w:t>
       </w:r>
     </w:p>
@@ -4414,7 +4378,6 @@
         <w:ind w:left="720"/>
         <w:jc w:val="both"/>
         <w:rPr>
-          <w:rFonts w:hint="cs"/>
           <w:rtl/>
           <w:lang w:bidi="ar-EG"/>
         </w:rPr>
@@ -4699,21 +4662,7 @@
         <w:rPr>
           <w:lang w:bidi="ar-EG"/>
         </w:rPr>
-        <w:t xml:space="preserve">The architecture of the Health Prediction System involves four main components: Backend, Frontend, Machine Learning Model, and Database. The system will be developed using Python with </w:t>
-      </w:r>
-      <w:proofErr w:type="spellStart"/>
-      <w:r>
-        <w:rPr>
-          <w:lang w:bidi="ar-EG"/>
-        </w:rPr>
-        <w:t>Streamlit</w:t>
-      </w:r>
-      <w:proofErr w:type="spellEnd"/>
-      <w:r>
-        <w:rPr>
-          <w:lang w:bidi="ar-EG"/>
-        </w:rPr>
-        <w:t xml:space="preserve"> for deployment, providing a user-friendly interface.</w:t>
+        <w:t>The architecture of the Health Prediction System involves four main components: Backend, Frontend, Machine Learning Model, and Database. The system will be developed using Python with Streamlit for deployment, providing a user-friendly interface.</w:t>
       </w:r>
     </w:p>
     <w:p>
@@ -4798,21 +4747,7 @@
         <w:rPr>
           <w:lang w:bidi="ar-EG"/>
         </w:rPr>
-        <w:t xml:space="preserve"> Python (Pandas, Scikit-Learn, TensorFlow/</w:t>
-      </w:r>
-      <w:proofErr w:type="spellStart"/>
-      <w:r>
-        <w:rPr>
-          <w:lang w:bidi="ar-EG"/>
-        </w:rPr>
-        <w:t>Keras</w:t>
-      </w:r>
-      <w:proofErr w:type="spellEnd"/>
-      <w:r>
-        <w:rPr>
-          <w:lang w:bidi="ar-EG"/>
-        </w:rPr>
-        <w:t>, etc.).</w:t>
+        <w:t xml:space="preserve"> Python (Pandas, Scikit-Learn, TensorFlow/Keras, etc.).</w:t>
       </w:r>
     </w:p>
     <w:p>
@@ -4915,21 +4850,7 @@
         <w:rPr>
           <w:lang w:bidi="ar-EG"/>
         </w:rPr>
-        <w:t xml:space="preserve">Prediction API: Exposing model predictions via </w:t>
-      </w:r>
-      <w:proofErr w:type="spellStart"/>
-      <w:r>
-        <w:rPr>
-          <w:lang w:bidi="ar-EG"/>
-        </w:rPr>
-        <w:t>Streamlit</w:t>
-      </w:r>
-      <w:proofErr w:type="spellEnd"/>
-      <w:r>
-        <w:rPr>
-          <w:lang w:bidi="ar-EG"/>
-        </w:rPr>
-        <w:t xml:space="preserve"> backend.</w:t>
+        <w:t>Prediction API: Exposing model predictions via Streamlit backend.</w:t>
       </w:r>
     </w:p>
     <w:p>
@@ -5014,21 +4935,7 @@
         <w:rPr>
           <w:lang w:bidi="ar-EG"/>
         </w:rPr>
-        <w:t xml:space="preserve"> </w:t>
-      </w:r>
-      <w:proofErr w:type="spellStart"/>
-      <w:r>
-        <w:rPr>
-          <w:lang w:bidi="ar-EG"/>
-        </w:rPr>
-        <w:t>Streamlit</w:t>
-      </w:r>
-      <w:proofErr w:type="spellEnd"/>
-      <w:r>
-        <w:rPr>
-          <w:lang w:bidi="ar-EG"/>
-        </w:rPr>
-        <w:t xml:space="preserve"> (Python Framework).</w:t>
+        <w:t xml:space="preserve"> Streamlit (Python Framework).</w:t>
       </w:r>
     </w:p>
     <w:p>
@@ -5197,21 +5104,7 @@
         <w:rPr>
           <w:lang w:bidi="ar-EG"/>
         </w:rPr>
-        <w:t xml:space="preserve"> Scikit-Learn, TensorFlow/</w:t>
-      </w:r>
-      <w:proofErr w:type="spellStart"/>
-      <w:r>
-        <w:rPr>
-          <w:lang w:bidi="ar-EG"/>
-        </w:rPr>
-        <w:t>Keras</w:t>
-      </w:r>
-      <w:proofErr w:type="spellEnd"/>
-      <w:r>
-        <w:rPr>
-          <w:lang w:bidi="ar-EG"/>
-        </w:rPr>
-        <w:t xml:space="preserve"> (if Deep Learning is applied).</w:t>
+        <w:t xml:space="preserve"> Scikit-Learn, TensorFlow/Keras (if Deep Learning is applied).</w:t>
       </w:r>
     </w:p>
     <w:p>
@@ -5489,7 +5382,6 @@
         </w:rPr>
         <w:t xml:space="preserve">The system will be deployed using </w:t>
       </w:r>
-      <w:proofErr w:type="spellStart"/>
       <w:r>
         <w:rPr>
           <w:b/>
@@ -5498,7 +5390,6 @@
         </w:rPr>
         <w:t>Streamlit</w:t>
       </w:r>
-      <w:proofErr w:type="spellEnd"/>
       <w:r>
         <w:rPr>
           <w:lang w:bidi="ar-EG"/>
@@ -5542,7 +5433,7 @@
 </file>
 
 <file path=word/endnotes.xml><?xml version="1.0" encoding="utf-8"?>
-<w:endnotes xmlns:wpc="http://schemas.microsoft.com/office/word/2010/wordprocessingCanvas" xmlns:cx="http://schemas.microsoft.com/office/drawing/2014/chartex" xmlns:cx1="http://schemas.microsoft.com/office/drawing/2015/9/8/chartex" xmlns:cx2="http://schemas.microsoft.com/office/drawing/2015/10/21/chartex" xmlns:cx3="http://schemas.microsoft.com/office/drawing/2016/5/9/chartex" xmlns:cx4="http://schemas.microsoft.com/office/drawing/2016/5/10/chartex" xmlns:cx5="http://schemas.microsoft.com/office/drawing/2016/5/11/chartex" xmlns:cx6="http://schemas.microsoft.com/office/drawing/2016/5/12/chartex" xmlns:cx7="http://schemas.microsoft.com/office/drawing/2016/5/13/chartex" xmlns:cx8="http://schemas.microsoft.com/office/drawing/2016/5/14/chartex" xmlns:mc="http://schemas.openxmlformats.org/markup-compatibility/2006" xmlns:aink="http://schemas.microsoft.com/office/drawing/2016/ink" xmlns:am3d="http://schemas.microsoft.com/office/drawing/2017/model3d" xmlns:o="urn:schemas-microsoft-com:office:office" xmlns:oel="http://schemas.microsoft.com/office/2019/extlst" xmlns:r="http://schemas.openxmlformats.org/officeDocument/2006/relationships" xmlns:m="http://schemas.openxmlformats.org/officeDocument/2006/math" xmlns:v="urn:schemas-microsoft-com:vml" xmlns:wp14="http://schemas.microsoft.com/office/word/2010/wordprocessingDrawing" xmlns:wp="http://schemas.openxmlformats.org/drawingml/2006/wordprocessingDrawing" xmlns:w10="urn:schemas-microsoft-com:office:word" xmlns:w="http://schemas.openxmlformats.org/wordprocessingml/2006/main" xmlns:w14="http://schemas.microsoft.com/office/word/2010/wordml" xmlns:w15="http://schemas.microsoft.com/office/word/2012/wordml" xmlns:w16cex="http://schemas.microsoft.com/office/word/2018/wordml/cex" xmlns:w16cid="http://schemas.microsoft.com/office/word/2016/wordml/cid" xmlns:w16="http://schemas.microsoft.com/office/word/2018/wordml" xmlns:w16du="http://schemas.microsoft.com/office/word/2023/wordml/word16du" xmlns:w16sdtdh="http://schemas.microsoft.com/office/word/2020/wordml/sdtdatahash" xmlns:w16sdtfl="http://schemas.microsoft.com/office/word/2024/wordml/sdtformatlock" xmlns:w16se="http://schemas.microsoft.com/office/word/2015/wordml/symex" xmlns:wpg="http://schemas.microsoft.com/office/word/2010/wordprocessingGroup" xmlns:wpi="http://schemas.microsoft.com/office/word/2010/wordprocessingInk" xmlns:wne="http://schemas.microsoft.com/office/word/2006/wordml" xmlns:wps="http://schemas.microsoft.com/office/word/2010/wordprocessingShape" mc:Ignorable="w14 w15 w16se w16cid w16 w16cex w16sdtdh w16sdtfl w16du wp14">
+<w:endnotes xmlns:wpc="http://schemas.microsoft.com/office/word/2010/wordprocessingCanvas" xmlns:cx="http://schemas.microsoft.com/office/drawing/2014/chartex" xmlns:cx1="http://schemas.microsoft.com/office/drawing/2015/9/8/chartex" xmlns:cx2="http://schemas.microsoft.com/office/drawing/2015/10/21/chartex" xmlns:cx3="http://schemas.microsoft.com/office/drawing/2016/5/9/chartex" xmlns:cx4="http://schemas.microsoft.com/office/drawing/2016/5/10/chartex" xmlns:cx5="http://schemas.microsoft.com/office/drawing/2016/5/11/chartex" xmlns:cx6="http://schemas.microsoft.com/office/drawing/2016/5/12/chartex" xmlns:cx7="http://schemas.microsoft.com/office/drawing/2016/5/13/chartex" xmlns:cx8="http://schemas.microsoft.com/office/drawing/2016/5/14/chartex" xmlns:mc="http://schemas.openxmlformats.org/markup-compatibility/2006" xmlns:aink="http://schemas.microsoft.com/office/drawing/2016/ink" xmlns:am3d="http://schemas.microsoft.com/office/drawing/2017/model3d" xmlns:o="urn:schemas-microsoft-com:office:office" xmlns:oel="http://schemas.microsoft.com/office/2019/extlst" xmlns:r="http://schemas.openxmlformats.org/officeDocument/2006/relationships" xmlns:m="http://schemas.openxmlformats.org/officeDocument/2006/math" xmlns:v="urn:schemas-microsoft-com:vml" xmlns:wp14="http://schemas.microsoft.com/office/word/2010/wordprocessingDrawing" xmlns:wp="http://schemas.openxmlformats.org/drawingml/2006/wordprocessingDrawing" xmlns:w10="urn:schemas-microsoft-com:office:word" xmlns:w="http://schemas.openxmlformats.org/wordprocessingml/2006/main" xmlns:w14="http://schemas.microsoft.com/office/word/2010/wordml" xmlns:w15="http://schemas.microsoft.com/office/word/2012/wordml" xmlns:w16cex="http://schemas.microsoft.com/office/word/2018/wordml/cex" xmlns:w16cid="http://schemas.microsoft.com/office/word/2016/wordml/cid" xmlns:w16="http://schemas.microsoft.com/office/word/2018/wordml" xmlns:w16du="http://schemas.microsoft.com/office/word/2023/wordml/word16du" xmlns:w16sdtdh="http://schemas.microsoft.com/office/word/2020/wordml/sdtdatahash" xmlns:w16se="http://schemas.microsoft.com/office/word/2015/wordml/symex" xmlns:wpg="http://schemas.microsoft.com/office/word/2010/wordprocessingGroup" xmlns:wpi="http://schemas.microsoft.com/office/word/2010/wordprocessingInk" xmlns:wne="http://schemas.microsoft.com/office/word/2006/wordml" xmlns:wps="http://schemas.microsoft.com/office/word/2010/wordprocessingShape" mc:Ignorable="w14 w15 w16se w16cid w16 w16cex w16sdtdh w16du wp14">
   <w:endnote w:type="separator" w:id="-1">
     <w:p>
       <w:pPr>
@@ -5567,7 +5458,7 @@
 </file>
 
 <file path=word/footer1.xml><?xml version="1.0" encoding="utf-8"?>
-<w:ftr xmlns:wpc="http://schemas.microsoft.com/office/word/2010/wordprocessingCanvas" xmlns:cx="http://schemas.microsoft.com/office/drawing/2014/chartex" xmlns:cx1="http://schemas.microsoft.com/office/drawing/2015/9/8/chartex" xmlns:cx2="http://schemas.microsoft.com/office/drawing/2015/10/21/chartex" xmlns:cx3="http://schemas.microsoft.com/office/drawing/2016/5/9/chartex" xmlns:cx4="http://schemas.microsoft.com/office/drawing/2016/5/10/chartex" xmlns:cx5="http://schemas.microsoft.com/office/drawing/2016/5/11/chartex" xmlns:cx6="http://schemas.microsoft.com/office/drawing/2016/5/12/chartex" xmlns:cx7="http://schemas.microsoft.com/office/drawing/2016/5/13/chartex" xmlns:cx8="http://schemas.microsoft.com/office/drawing/2016/5/14/chartex" xmlns:mc="http://schemas.openxmlformats.org/markup-compatibility/2006" xmlns:aink="http://schemas.microsoft.com/office/drawing/2016/ink" xmlns:am3d="http://schemas.microsoft.com/office/drawing/2017/model3d" xmlns:o="urn:schemas-microsoft-com:office:office" xmlns:oel="http://schemas.microsoft.com/office/2019/extlst" xmlns:r="http://schemas.openxmlformats.org/officeDocument/2006/relationships" xmlns:m="http://schemas.openxmlformats.org/officeDocument/2006/math" xmlns:v="urn:schemas-microsoft-com:vml" xmlns:wp14="http://schemas.microsoft.com/office/word/2010/wordprocessingDrawing" xmlns:wp="http://schemas.openxmlformats.org/drawingml/2006/wordprocessingDrawing" xmlns:w10="urn:schemas-microsoft-com:office:word" xmlns:w="http://schemas.openxmlformats.org/wordprocessingml/2006/main" xmlns:w14="http://schemas.microsoft.com/office/word/2010/wordml" xmlns:w15="http://schemas.microsoft.com/office/word/2012/wordml" xmlns:w16cex="http://schemas.microsoft.com/office/word/2018/wordml/cex" xmlns:w16cid="http://schemas.microsoft.com/office/word/2016/wordml/cid" xmlns:w16="http://schemas.microsoft.com/office/word/2018/wordml" xmlns:w16du="http://schemas.microsoft.com/office/word/2023/wordml/word16du" xmlns:w16sdtdh="http://schemas.microsoft.com/office/word/2020/wordml/sdtdatahash" xmlns:w16sdtfl="http://schemas.microsoft.com/office/word/2024/wordml/sdtformatlock" xmlns:w16se="http://schemas.microsoft.com/office/word/2015/wordml/symex" xmlns:wpg="http://schemas.microsoft.com/office/word/2010/wordprocessingGroup" xmlns:wpi="http://schemas.microsoft.com/office/word/2010/wordprocessingInk" xmlns:wne="http://schemas.microsoft.com/office/word/2006/wordml" xmlns:wps="http://schemas.microsoft.com/office/word/2010/wordprocessingShape" mc:Ignorable="w14 w15 w16se w16cid w16 w16cex w16sdtdh w16sdtfl w16du wp14">
+<w:ftr xmlns:wpc="http://schemas.microsoft.com/office/word/2010/wordprocessingCanvas" xmlns:cx="http://schemas.microsoft.com/office/drawing/2014/chartex" xmlns:cx1="http://schemas.microsoft.com/office/drawing/2015/9/8/chartex" xmlns:cx2="http://schemas.microsoft.com/office/drawing/2015/10/21/chartex" xmlns:cx3="http://schemas.microsoft.com/office/drawing/2016/5/9/chartex" xmlns:cx4="http://schemas.microsoft.com/office/drawing/2016/5/10/chartex" xmlns:cx5="http://schemas.microsoft.com/office/drawing/2016/5/11/chartex" xmlns:cx6="http://schemas.microsoft.com/office/drawing/2016/5/12/chartex" xmlns:cx7="http://schemas.microsoft.com/office/drawing/2016/5/13/chartex" xmlns:cx8="http://schemas.microsoft.com/office/drawing/2016/5/14/chartex" xmlns:mc="http://schemas.openxmlformats.org/markup-compatibility/2006" xmlns:aink="http://schemas.microsoft.com/office/drawing/2016/ink" xmlns:am3d="http://schemas.microsoft.com/office/drawing/2017/model3d" xmlns:o="urn:schemas-microsoft-com:office:office" xmlns:oel="http://schemas.microsoft.com/office/2019/extlst" xmlns:r="http://schemas.openxmlformats.org/officeDocument/2006/relationships" xmlns:m="http://schemas.openxmlformats.org/officeDocument/2006/math" xmlns:v="urn:schemas-microsoft-com:vml" xmlns:wp14="http://schemas.microsoft.com/office/word/2010/wordprocessingDrawing" xmlns:wp="http://schemas.openxmlformats.org/drawingml/2006/wordprocessingDrawing" xmlns:w10="urn:schemas-microsoft-com:office:word" xmlns:w="http://schemas.openxmlformats.org/wordprocessingml/2006/main" xmlns:w14="http://schemas.microsoft.com/office/word/2010/wordml" xmlns:w15="http://schemas.microsoft.com/office/word/2012/wordml" xmlns:w16cex="http://schemas.microsoft.com/office/word/2018/wordml/cex" xmlns:w16cid="http://schemas.microsoft.com/office/word/2016/wordml/cid" xmlns:w16="http://schemas.microsoft.com/office/word/2018/wordml" xmlns:w16du="http://schemas.microsoft.com/office/word/2023/wordml/word16du" xmlns:w16sdtdh="http://schemas.microsoft.com/office/word/2020/wordml/sdtdatahash" xmlns:w16se="http://schemas.microsoft.com/office/word/2015/wordml/symex" xmlns:wpg="http://schemas.microsoft.com/office/word/2010/wordprocessingGroup" xmlns:wpi="http://schemas.microsoft.com/office/word/2010/wordprocessingInk" xmlns:wne="http://schemas.microsoft.com/office/word/2006/wordml" xmlns:wps="http://schemas.microsoft.com/office/word/2010/wordprocessingShape" mc:Ignorable="w14 w15 w16se w16cid w16 w16cex w16sdtdh w16du wp14">
   <w:sdt>
     <w:sdtPr>
       <w:id w:val="1864319266"/>
@@ -5620,7 +5511,7 @@
 </file>
 
 <file path=word/footnotes.xml><?xml version="1.0" encoding="utf-8"?>
-<w:footnotes xmlns:wpc="http://schemas.microsoft.com/office/word/2010/wordprocessingCanvas" xmlns:cx="http://schemas.microsoft.com/office/drawing/2014/chartex" xmlns:cx1="http://schemas.microsoft.com/office/drawing/2015/9/8/chartex" xmlns:cx2="http://schemas.microsoft.com/office/drawing/2015/10/21/chartex" xmlns:cx3="http://schemas.microsoft.com/office/drawing/2016/5/9/chartex" xmlns:cx4="http://schemas.microsoft.com/office/drawing/2016/5/10/chartex" xmlns:cx5="http://schemas.microsoft.com/office/drawing/2016/5/11/chartex" xmlns:cx6="http://schemas.microsoft.com/office/drawing/2016/5/12/chartex" xmlns:cx7="http://schemas.microsoft.com/office/drawing/2016/5/13/chartex" xmlns:cx8="http://schemas.microsoft.com/office/drawing/2016/5/14/chartex" xmlns:mc="http://schemas.openxmlformats.org/markup-compatibility/2006" xmlns:aink="http://schemas.microsoft.com/office/drawing/2016/ink" xmlns:am3d="http://schemas.microsoft.com/office/drawing/2017/model3d" xmlns:o="urn:schemas-microsoft-com:office:office" xmlns:oel="http://schemas.microsoft.com/office/2019/extlst" xmlns:r="http://schemas.openxmlformats.org/officeDocument/2006/relationships" xmlns:m="http://schemas.openxmlformats.org/officeDocument/2006/math" xmlns:v="urn:schemas-microsoft-com:vml" xmlns:wp14="http://schemas.microsoft.com/office/word/2010/wordprocessingDrawing" xmlns:wp="http://schemas.openxmlformats.org/drawingml/2006/wordprocessingDrawing" xmlns:w10="urn:schemas-microsoft-com:office:word" xmlns:w="http://schemas.openxmlformats.org/wordprocessingml/2006/main" xmlns:w14="http://schemas.microsoft.com/office/word/2010/wordml" xmlns:w15="http://schemas.microsoft.com/office/word/2012/wordml" xmlns:w16cex="http://schemas.microsoft.com/office/word/2018/wordml/cex" xmlns:w16cid="http://schemas.microsoft.com/office/word/2016/wordml/cid" xmlns:w16="http://schemas.microsoft.com/office/word/2018/wordml" xmlns:w16du="http://schemas.microsoft.com/office/word/2023/wordml/word16du" xmlns:w16sdtdh="http://schemas.microsoft.com/office/word/2020/wordml/sdtdatahash" xmlns:w16sdtfl="http://schemas.microsoft.com/office/word/2024/wordml/sdtformatlock" xmlns:w16se="http://schemas.microsoft.com/office/word/2015/wordml/symex" xmlns:wpg="http://schemas.microsoft.com/office/word/2010/wordprocessingGroup" xmlns:wpi="http://schemas.microsoft.com/office/word/2010/wordprocessingInk" xmlns:wne="http://schemas.microsoft.com/office/word/2006/wordml" xmlns:wps="http://schemas.microsoft.com/office/word/2010/wordprocessingShape" mc:Ignorable="w14 w15 w16se w16cid w16 w16cex w16sdtdh w16sdtfl w16du wp14">
+<w:footnotes xmlns:wpc="http://schemas.microsoft.com/office/word/2010/wordprocessingCanvas" xmlns:cx="http://schemas.microsoft.com/office/drawing/2014/chartex" xmlns:cx1="http://schemas.microsoft.com/office/drawing/2015/9/8/chartex" xmlns:cx2="http://schemas.microsoft.com/office/drawing/2015/10/21/chartex" xmlns:cx3="http://schemas.microsoft.com/office/drawing/2016/5/9/chartex" xmlns:cx4="http://schemas.microsoft.com/office/drawing/2016/5/10/chartex" xmlns:cx5="http://schemas.microsoft.com/office/drawing/2016/5/11/chartex" xmlns:cx6="http://schemas.microsoft.com/office/drawing/2016/5/12/chartex" xmlns:cx7="http://schemas.microsoft.com/office/drawing/2016/5/13/chartex" xmlns:cx8="http://schemas.microsoft.com/office/drawing/2016/5/14/chartex" xmlns:mc="http://schemas.openxmlformats.org/markup-compatibility/2006" xmlns:aink="http://schemas.microsoft.com/office/drawing/2016/ink" xmlns:am3d="http://schemas.microsoft.com/office/drawing/2017/model3d" xmlns:o="urn:schemas-microsoft-com:office:office" xmlns:oel="http://schemas.microsoft.com/office/2019/extlst" xmlns:r="http://schemas.openxmlformats.org/officeDocument/2006/relationships" xmlns:m="http://schemas.openxmlformats.org/officeDocument/2006/math" xmlns:v="urn:schemas-microsoft-com:vml" xmlns:wp14="http://schemas.microsoft.com/office/word/2010/wordprocessingDrawing" xmlns:wp="http://schemas.openxmlformats.org/drawingml/2006/wordprocessingDrawing" xmlns:w10="urn:schemas-microsoft-com:office:word" xmlns:w="http://schemas.openxmlformats.org/wordprocessingml/2006/main" xmlns:w14="http://schemas.microsoft.com/office/word/2010/wordml" xmlns:w15="http://schemas.microsoft.com/office/word/2012/wordml" xmlns:w16cex="http://schemas.microsoft.com/office/word/2018/wordml/cex" xmlns:w16cid="http://schemas.microsoft.com/office/word/2016/wordml/cid" xmlns:w16="http://schemas.microsoft.com/office/word/2018/wordml" xmlns:w16du="http://schemas.microsoft.com/office/word/2023/wordml/word16du" xmlns:w16sdtdh="http://schemas.microsoft.com/office/word/2020/wordml/sdtdatahash" xmlns:w16se="http://schemas.microsoft.com/office/word/2015/wordml/symex" xmlns:wpg="http://schemas.microsoft.com/office/word/2010/wordprocessingGroup" xmlns:wpi="http://schemas.microsoft.com/office/word/2010/wordprocessingInk" xmlns:wne="http://schemas.microsoft.com/office/word/2006/wordml" xmlns:wps="http://schemas.microsoft.com/office/word/2010/wordprocessingShape" mc:Ignorable="w14 w15 w16se w16cid w16 w16cex w16sdtdh w16du wp14">
   <w:footnote w:type="separator" w:id="-1">
     <w:p>
       <w:pPr>
@@ -5645,7 +5536,7 @@
 </file>
 
 <file path=word/numbering.xml><?xml version="1.0" encoding="utf-8"?>
-<w:numbering xmlns:wpc="http://schemas.microsoft.com/office/word/2010/wordprocessingCanvas" xmlns:cx="http://schemas.microsoft.com/office/drawing/2014/chartex" xmlns:cx1="http://schemas.microsoft.com/office/drawing/2015/9/8/chartex" xmlns:cx2="http://schemas.microsoft.com/office/drawing/2015/10/21/chartex" xmlns:cx3="http://schemas.microsoft.com/office/drawing/2016/5/9/chartex" xmlns:cx4="http://schemas.microsoft.com/office/drawing/2016/5/10/chartex" xmlns:cx5="http://schemas.microsoft.com/office/drawing/2016/5/11/chartex" xmlns:cx6="http://schemas.microsoft.com/office/drawing/2016/5/12/chartex" xmlns:cx7="http://schemas.microsoft.com/office/drawing/2016/5/13/chartex" xmlns:cx8="http://schemas.microsoft.com/office/drawing/2016/5/14/chartex" xmlns:mc="http://schemas.openxmlformats.org/markup-compatibility/2006" xmlns:aink="http://schemas.microsoft.com/office/drawing/2016/ink" xmlns:am3d="http://schemas.microsoft.com/office/drawing/2017/model3d" xmlns:o="urn:schemas-microsoft-com:office:office" xmlns:oel="http://schemas.microsoft.com/office/2019/extlst" xmlns:r="http://schemas.openxmlformats.org/officeDocument/2006/relationships" xmlns:m="http://schemas.openxmlformats.org/officeDocument/2006/math" xmlns:v="urn:schemas-microsoft-com:vml" xmlns:wp14="http://schemas.microsoft.com/office/word/2010/wordprocessingDrawing" xmlns:wp="http://schemas.openxmlformats.org/drawingml/2006/wordprocessingDrawing" xmlns:w10="urn:schemas-microsoft-com:office:word" xmlns:w="http://schemas.openxmlformats.org/wordprocessingml/2006/main" xmlns:w14="http://schemas.microsoft.com/office/word/2010/wordml" xmlns:w15="http://schemas.microsoft.com/office/word/2012/wordml" xmlns:w16cex="http://schemas.microsoft.com/office/word/2018/wordml/cex" xmlns:w16cid="http://schemas.microsoft.com/office/word/2016/wordml/cid" xmlns:w16="http://schemas.microsoft.com/office/word/2018/wordml" xmlns:w16du="http://schemas.microsoft.com/office/word/2023/wordml/word16du" xmlns:w16sdtdh="http://schemas.microsoft.com/office/word/2020/wordml/sdtdatahash" xmlns:w16sdtfl="http://schemas.microsoft.com/office/word/2024/wordml/sdtformatlock" xmlns:w16se="http://schemas.microsoft.com/office/word/2015/wordml/symex" xmlns:wpg="http://schemas.microsoft.com/office/word/2010/wordprocessingGroup" xmlns:wpi="http://schemas.microsoft.com/office/word/2010/wordprocessingInk" xmlns:wne="http://schemas.microsoft.com/office/word/2006/wordml" xmlns:wps="http://schemas.microsoft.com/office/word/2010/wordprocessingShape" mc:Ignorable="w14 w15 w16se w16cid w16 w16cex w16sdtdh w16sdtfl w16du wp14">
+<w:numbering xmlns:wpc="http://schemas.microsoft.com/office/word/2010/wordprocessingCanvas" xmlns:cx="http://schemas.microsoft.com/office/drawing/2014/chartex" xmlns:cx1="http://schemas.microsoft.com/office/drawing/2015/9/8/chartex" xmlns:cx2="http://schemas.microsoft.com/office/drawing/2015/10/21/chartex" xmlns:cx3="http://schemas.microsoft.com/office/drawing/2016/5/9/chartex" xmlns:cx4="http://schemas.microsoft.com/office/drawing/2016/5/10/chartex" xmlns:cx5="http://schemas.microsoft.com/office/drawing/2016/5/11/chartex" xmlns:cx6="http://schemas.microsoft.com/office/drawing/2016/5/12/chartex" xmlns:cx7="http://schemas.microsoft.com/office/drawing/2016/5/13/chartex" xmlns:cx8="http://schemas.microsoft.com/office/drawing/2016/5/14/chartex" xmlns:mc="http://schemas.openxmlformats.org/markup-compatibility/2006" xmlns:aink="http://schemas.microsoft.com/office/drawing/2016/ink" xmlns:am3d="http://schemas.microsoft.com/office/drawing/2017/model3d" xmlns:o="urn:schemas-microsoft-com:office:office" xmlns:oel="http://schemas.microsoft.com/office/2019/extlst" xmlns:r="http://schemas.openxmlformats.org/officeDocument/2006/relationships" xmlns:m="http://schemas.openxmlformats.org/officeDocument/2006/math" xmlns:v="urn:schemas-microsoft-com:vml" xmlns:wp14="http://schemas.microsoft.com/office/word/2010/wordprocessingDrawing" xmlns:wp="http://schemas.openxmlformats.org/drawingml/2006/wordprocessingDrawing" xmlns:w10="urn:schemas-microsoft-com:office:word" xmlns:w="http://schemas.openxmlformats.org/wordprocessingml/2006/main" xmlns:w14="http://schemas.microsoft.com/office/word/2010/wordml" xmlns:w15="http://schemas.microsoft.com/office/word/2012/wordml" xmlns:w16cex="http://schemas.microsoft.com/office/word/2018/wordml/cex" xmlns:w16cid="http://schemas.microsoft.com/office/word/2016/wordml/cid" xmlns:w16="http://schemas.microsoft.com/office/word/2018/wordml" xmlns:w16du="http://schemas.microsoft.com/office/word/2023/wordml/word16du" xmlns:w16sdtdh="http://schemas.microsoft.com/office/word/2020/wordml/sdtdatahash" xmlns:w16se="http://schemas.microsoft.com/office/word/2015/wordml/symex" xmlns:wpg="http://schemas.microsoft.com/office/word/2010/wordprocessingGroup" xmlns:wpi="http://schemas.microsoft.com/office/word/2010/wordprocessingInk" xmlns:wne="http://schemas.microsoft.com/office/word/2006/wordml" xmlns:wps="http://schemas.microsoft.com/office/word/2010/wordprocessingShape" mc:Ignorable="w14 w15 w16se w16cid w16 w16cex w16sdtdh w16du wp14">
   <w:abstractNum w:abstractNumId="0" w15:restartNumberingAfterBreak="0">
     <w:nsid w:val="04AE2D67"/>
     <w:multiLevelType w:val="hybridMultilevel"/>
@@ -8935,6 +8826,118 @@
     </w:lvl>
   </w:abstractNum>
   <w:abstractNum w:abstractNumId="24" w15:restartNumberingAfterBreak="0">
+    <w:nsid w:val="4FCD2588"/>
+    <w:multiLevelType w:val="hybridMultilevel"/>
+    <w:tmpl w:val="D3004F20"/>
+    <w:lvl w:ilvl="0" w:tplc="64A6B4A6">
+      <w:numFmt w:val="bullet"/>
+      <w:lvlText w:val="-"/>
+      <w:lvlJc w:val="left"/>
+      <w:pPr>
+        <w:ind w:left="720" w:hanging="360"/>
+      </w:pPr>
+      <w:rPr>
+        <w:rFonts w:ascii="Aptos" w:eastAsiaTheme="minorHAnsi" w:hAnsi="Aptos" w:cstheme="minorBidi" w:hint="default"/>
+      </w:rPr>
+    </w:lvl>
+    <w:lvl w:ilvl="1" w:tplc="04090003" w:tentative="1">
+      <w:start w:val="1"/>
+      <w:numFmt w:val="bullet"/>
+      <w:lvlText w:val="o"/>
+      <w:lvlJc w:val="left"/>
+      <w:pPr>
+        <w:ind w:left="1440" w:hanging="360"/>
+      </w:pPr>
+      <w:rPr>
+        <w:rFonts w:ascii="Courier New" w:hAnsi="Courier New" w:cs="Courier New" w:hint="default"/>
+      </w:rPr>
+    </w:lvl>
+    <w:lvl w:ilvl="2" w:tplc="04090005" w:tentative="1">
+      <w:start w:val="1"/>
+      <w:numFmt w:val="bullet"/>
+      <w:lvlText w:val=""/>
+      <w:lvlJc w:val="left"/>
+      <w:pPr>
+        <w:ind w:left="2160" w:hanging="360"/>
+      </w:pPr>
+      <w:rPr>
+        <w:rFonts w:ascii="Wingdings" w:hAnsi="Wingdings" w:hint="default"/>
+      </w:rPr>
+    </w:lvl>
+    <w:lvl w:ilvl="3" w:tplc="04090001" w:tentative="1">
+      <w:start w:val="1"/>
+      <w:numFmt w:val="bullet"/>
+      <w:lvlText w:val=""/>
+      <w:lvlJc w:val="left"/>
+      <w:pPr>
+        <w:ind w:left="2880" w:hanging="360"/>
+      </w:pPr>
+      <w:rPr>
+        <w:rFonts w:ascii="Symbol" w:hAnsi="Symbol" w:hint="default"/>
+      </w:rPr>
+    </w:lvl>
+    <w:lvl w:ilvl="4" w:tplc="04090003" w:tentative="1">
+      <w:start w:val="1"/>
+      <w:numFmt w:val="bullet"/>
+      <w:lvlText w:val="o"/>
+      <w:lvlJc w:val="left"/>
+      <w:pPr>
+        <w:ind w:left="3600" w:hanging="360"/>
+      </w:pPr>
+      <w:rPr>
+        <w:rFonts w:ascii="Courier New" w:hAnsi="Courier New" w:cs="Courier New" w:hint="default"/>
+      </w:rPr>
+    </w:lvl>
+    <w:lvl w:ilvl="5" w:tplc="04090005" w:tentative="1">
+      <w:start w:val="1"/>
+      <w:numFmt w:val="bullet"/>
+      <w:lvlText w:val=""/>
+      <w:lvlJc w:val="left"/>
+      <w:pPr>
+        <w:ind w:left="4320" w:hanging="360"/>
+      </w:pPr>
+      <w:rPr>
+        <w:rFonts w:ascii="Wingdings" w:hAnsi="Wingdings" w:hint="default"/>
+      </w:rPr>
+    </w:lvl>
+    <w:lvl w:ilvl="6" w:tplc="04090001" w:tentative="1">
+      <w:start w:val="1"/>
+      <w:numFmt w:val="bullet"/>
+      <w:lvlText w:val=""/>
+      <w:lvlJc w:val="left"/>
+      <w:pPr>
+        <w:ind w:left="5040" w:hanging="360"/>
+      </w:pPr>
+      <w:rPr>
+        <w:rFonts w:ascii="Symbol" w:hAnsi="Symbol" w:hint="default"/>
+      </w:rPr>
+    </w:lvl>
+    <w:lvl w:ilvl="7" w:tplc="04090003" w:tentative="1">
+      <w:start w:val="1"/>
+      <w:numFmt w:val="bullet"/>
+      <w:lvlText w:val="o"/>
+      <w:lvlJc w:val="left"/>
+      <w:pPr>
+        <w:ind w:left="5760" w:hanging="360"/>
+      </w:pPr>
+      <w:rPr>
+        <w:rFonts w:ascii="Courier New" w:hAnsi="Courier New" w:cs="Courier New" w:hint="default"/>
+      </w:rPr>
+    </w:lvl>
+    <w:lvl w:ilvl="8" w:tplc="04090005" w:tentative="1">
+      <w:start w:val="1"/>
+      <w:numFmt w:val="bullet"/>
+      <w:lvlText w:val=""/>
+      <w:lvlJc w:val="left"/>
+      <w:pPr>
+        <w:ind w:left="6480" w:hanging="360"/>
+      </w:pPr>
+      <w:rPr>
+        <w:rFonts w:ascii="Wingdings" w:hAnsi="Wingdings" w:hint="default"/>
+      </w:rPr>
+    </w:lvl>
+  </w:abstractNum>
+  <w:abstractNum w:abstractNumId="25" w15:restartNumberingAfterBreak="0">
     <w:nsid w:val="525007BC"/>
     <w:multiLevelType w:val="multilevel"/>
     <w:tmpl w:val="B4F6D272"/>
@@ -9083,7 +9086,7 @@
       </w:rPr>
     </w:lvl>
   </w:abstractNum>
-  <w:abstractNum w:abstractNumId="25" w15:restartNumberingAfterBreak="0">
+  <w:abstractNum w:abstractNumId="26" w15:restartNumberingAfterBreak="0">
     <w:nsid w:val="53616750"/>
     <w:multiLevelType w:val="multilevel"/>
     <w:tmpl w:val="B39CFDEA"/>
@@ -9232,7 +9235,7 @@
       </w:rPr>
     </w:lvl>
   </w:abstractNum>
-  <w:abstractNum w:abstractNumId="26" w15:restartNumberingAfterBreak="0">
+  <w:abstractNum w:abstractNumId="27" w15:restartNumberingAfterBreak="0">
     <w:nsid w:val="582D0AEF"/>
     <w:multiLevelType w:val="multilevel"/>
     <w:tmpl w:val="6DFCD228"/>
@@ -9381,7 +9384,7 @@
       </w:rPr>
     </w:lvl>
   </w:abstractNum>
-  <w:abstractNum w:abstractNumId="27" w15:restartNumberingAfterBreak="0">
+  <w:abstractNum w:abstractNumId="28" w15:restartNumberingAfterBreak="0">
     <w:nsid w:val="5A7D3661"/>
     <w:multiLevelType w:val="multilevel"/>
     <w:tmpl w:val="E97AAB0E"/>
@@ -9494,7 +9497,7 @@
       </w:pPr>
     </w:lvl>
   </w:abstractNum>
-  <w:abstractNum w:abstractNumId="28" w15:restartNumberingAfterBreak="0">
+  <w:abstractNum w:abstractNumId="29" w15:restartNumberingAfterBreak="0">
     <w:nsid w:val="5EC746AD"/>
     <w:multiLevelType w:val="multilevel"/>
     <w:tmpl w:val="B39CFDEA"/>
@@ -9643,7 +9646,7 @@
       </w:rPr>
     </w:lvl>
   </w:abstractNum>
-  <w:abstractNum w:abstractNumId="29" w15:restartNumberingAfterBreak="0">
+  <w:abstractNum w:abstractNumId="30" w15:restartNumberingAfterBreak="0">
     <w:nsid w:val="68886613"/>
     <w:multiLevelType w:val="multilevel"/>
     <w:tmpl w:val="4F4A4336"/>
@@ -9792,7 +9795,7 @@
       </w:rPr>
     </w:lvl>
   </w:abstractNum>
-  <w:abstractNum w:abstractNumId="30" w15:restartNumberingAfterBreak="0">
+  <w:abstractNum w:abstractNumId="31" w15:restartNumberingAfterBreak="0">
     <w:nsid w:val="6A230DBA"/>
     <w:multiLevelType w:val="multilevel"/>
     <w:tmpl w:val="AFFA95F4"/>
@@ -9941,7 +9944,7 @@
       </w:rPr>
     </w:lvl>
   </w:abstractNum>
-  <w:abstractNum w:abstractNumId="31" w15:restartNumberingAfterBreak="0">
+  <w:abstractNum w:abstractNumId="32" w15:restartNumberingAfterBreak="0">
     <w:nsid w:val="728F244D"/>
     <w:multiLevelType w:val="multilevel"/>
     <w:tmpl w:val="B39CFDEA"/>
@@ -10090,7 +10093,7 @@
       </w:rPr>
     </w:lvl>
   </w:abstractNum>
-  <w:abstractNum w:abstractNumId="32" w15:restartNumberingAfterBreak="0">
+  <w:abstractNum w:abstractNumId="33" w15:restartNumberingAfterBreak="0">
     <w:nsid w:val="745A7915"/>
     <w:multiLevelType w:val="multilevel"/>
     <w:tmpl w:val="7062FFC4"/>
@@ -10203,7 +10206,7 @@
       </w:pPr>
     </w:lvl>
   </w:abstractNum>
-  <w:abstractNum w:abstractNumId="33" w15:restartNumberingAfterBreak="0">
+  <w:abstractNum w:abstractNumId="34" w15:restartNumberingAfterBreak="0">
     <w:nsid w:val="74FF234D"/>
     <w:multiLevelType w:val="multilevel"/>
     <w:tmpl w:val="AFFA95F4"/>
@@ -10352,7 +10355,7 @@
       </w:rPr>
     </w:lvl>
   </w:abstractNum>
-  <w:abstractNum w:abstractNumId="34" w15:restartNumberingAfterBreak="0">
+  <w:abstractNum w:abstractNumId="35" w15:restartNumberingAfterBreak="0">
     <w:nsid w:val="76F13C8B"/>
     <w:multiLevelType w:val="multilevel"/>
     <w:tmpl w:val="B39CFDEA"/>
@@ -10501,7 +10504,7 @@
       </w:rPr>
     </w:lvl>
   </w:abstractNum>
-  <w:abstractNum w:abstractNumId="35" w15:restartNumberingAfterBreak="0">
+  <w:abstractNum w:abstractNumId="36" w15:restartNumberingAfterBreak="0">
     <w:nsid w:val="78825E12"/>
     <w:multiLevelType w:val="multilevel"/>
     <w:tmpl w:val="269475B2"/>
@@ -10650,7 +10653,7 @@
       </w:rPr>
     </w:lvl>
   </w:abstractNum>
-  <w:abstractNum w:abstractNumId="36" w15:restartNumberingAfterBreak="0">
+  <w:abstractNum w:abstractNumId="37" w15:restartNumberingAfterBreak="0">
     <w:nsid w:val="7D186328"/>
     <w:multiLevelType w:val="multilevel"/>
     <w:tmpl w:val="53C07DB4"/>
@@ -10799,7 +10802,7 @@
       </w:rPr>
     </w:lvl>
   </w:abstractNum>
-  <w:abstractNum w:abstractNumId="37" w15:restartNumberingAfterBreak="0">
+  <w:abstractNum w:abstractNumId="38" w15:restartNumberingAfterBreak="0">
     <w:nsid w:val="7DFE5C1B"/>
     <w:multiLevelType w:val="hybridMultilevel"/>
     <w:tmpl w:val="9938A27C"/>
@@ -10912,7 +10915,7 @@
       </w:rPr>
     </w:lvl>
   </w:abstractNum>
-  <w:abstractNum w:abstractNumId="38" w15:restartNumberingAfterBreak="0">
+  <w:abstractNum w:abstractNumId="39" w15:restartNumberingAfterBreak="0">
     <w:nsid w:val="7E142485"/>
     <w:multiLevelType w:val="multilevel"/>
     <w:tmpl w:val="B39CFDEA"/>
@@ -11061,7 +11064,7 @@
       </w:rPr>
     </w:lvl>
   </w:abstractNum>
-  <w:abstractNum w:abstractNumId="39" w15:restartNumberingAfterBreak="0">
+  <w:abstractNum w:abstractNumId="40" w15:restartNumberingAfterBreak="0">
     <w:nsid w:val="7E846890"/>
     <w:multiLevelType w:val="multilevel"/>
     <w:tmpl w:val="3FB68EE6"/>
@@ -11210,8 +11213,120 @@
       </w:rPr>
     </w:lvl>
   </w:abstractNum>
+  <w:abstractNum w:abstractNumId="41" w15:restartNumberingAfterBreak="0">
+    <w:nsid w:val="7EF67A75"/>
+    <w:multiLevelType w:val="hybridMultilevel"/>
+    <w:tmpl w:val="1FA2FB2A"/>
+    <w:lvl w:ilvl="0" w:tplc="9FC2445E">
+      <w:numFmt w:val="bullet"/>
+      <w:lvlText w:val="-"/>
+      <w:lvlJc w:val="left"/>
+      <w:pPr>
+        <w:ind w:left="720" w:hanging="360"/>
+      </w:pPr>
+      <w:rPr>
+        <w:rFonts w:ascii="Arial" w:eastAsiaTheme="minorHAnsi" w:hAnsi="Arial" w:cs="Arial" w:hint="default"/>
+      </w:rPr>
+    </w:lvl>
+    <w:lvl w:ilvl="1" w:tplc="04090003" w:tentative="1">
+      <w:start w:val="1"/>
+      <w:numFmt w:val="bullet"/>
+      <w:lvlText w:val="o"/>
+      <w:lvlJc w:val="left"/>
+      <w:pPr>
+        <w:ind w:left="1440" w:hanging="360"/>
+      </w:pPr>
+      <w:rPr>
+        <w:rFonts w:ascii="Courier New" w:hAnsi="Courier New" w:cs="Courier New" w:hint="default"/>
+      </w:rPr>
+    </w:lvl>
+    <w:lvl w:ilvl="2" w:tplc="04090005" w:tentative="1">
+      <w:start w:val="1"/>
+      <w:numFmt w:val="bullet"/>
+      <w:lvlText w:val=""/>
+      <w:lvlJc w:val="left"/>
+      <w:pPr>
+        <w:ind w:left="2160" w:hanging="360"/>
+      </w:pPr>
+      <w:rPr>
+        <w:rFonts w:ascii="Wingdings" w:hAnsi="Wingdings" w:hint="default"/>
+      </w:rPr>
+    </w:lvl>
+    <w:lvl w:ilvl="3" w:tplc="04090001" w:tentative="1">
+      <w:start w:val="1"/>
+      <w:numFmt w:val="bullet"/>
+      <w:lvlText w:val=""/>
+      <w:lvlJc w:val="left"/>
+      <w:pPr>
+        <w:ind w:left="2880" w:hanging="360"/>
+      </w:pPr>
+      <w:rPr>
+        <w:rFonts w:ascii="Symbol" w:hAnsi="Symbol" w:hint="default"/>
+      </w:rPr>
+    </w:lvl>
+    <w:lvl w:ilvl="4" w:tplc="04090003" w:tentative="1">
+      <w:start w:val="1"/>
+      <w:numFmt w:val="bullet"/>
+      <w:lvlText w:val="o"/>
+      <w:lvlJc w:val="left"/>
+      <w:pPr>
+        <w:ind w:left="3600" w:hanging="360"/>
+      </w:pPr>
+      <w:rPr>
+        <w:rFonts w:ascii="Courier New" w:hAnsi="Courier New" w:cs="Courier New" w:hint="default"/>
+      </w:rPr>
+    </w:lvl>
+    <w:lvl w:ilvl="5" w:tplc="04090005" w:tentative="1">
+      <w:start w:val="1"/>
+      <w:numFmt w:val="bullet"/>
+      <w:lvlText w:val=""/>
+      <w:lvlJc w:val="left"/>
+      <w:pPr>
+        <w:ind w:left="4320" w:hanging="360"/>
+      </w:pPr>
+      <w:rPr>
+        <w:rFonts w:ascii="Wingdings" w:hAnsi="Wingdings" w:hint="default"/>
+      </w:rPr>
+    </w:lvl>
+    <w:lvl w:ilvl="6" w:tplc="04090001" w:tentative="1">
+      <w:start w:val="1"/>
+      <w:numFmt w:val="bullet"/>
+      <w:lvlText w:val=""/>
+      <w:lvlJc w:val="left"/>
+      <w:pPr>
+        <w:ind w:left="5040" w:hanging="360"/>
+      </w:pPr>
+      <w:rPr>
+        <w:rFonts w:ascii="Symbol" w:hAnsi="Symbol" w:hint="default"/>
+      </w:rPr>
+    </w:lvl>
+    <w:lvl w:ilvl="7" w:tplc="04090003" w:tentative="1">
+      <w:start w:val="1"/>
+      <w:numFmt w:val="bullet"/>
+      <w:lvlText w:val="o"/>
+      <w:lvlJc w:val="left"/>
+      <w:pPr>
+        <w:ind w:left="5760" w:hanging="360"/>
+      </w:pPr>
+      <w:rPr>
+        <w:rFonts w:ascii="Courier New" w:hAnsi="Courier New" w:cs="Courier New" w:hint="default"/>
+      </w:rPr>
+    </w:lvl>
+    <w:lvl w:ilvl="8" w:tplc="04090005" w:tentative="1">
+      <w:start w:val="1"/>
+      <w:numFmt w:val="bullet"/>
+      <w:lvlText w:val=""/>
+      <w:lvlJc w:val="left"/>
+      <w:pPr>
+        <w:ind w:left="6480" w:hanging="360"/>
+      </w:pPr>
+      <w:rPr>
+        <w:rFonts w:ascii="Wingdings" w:hAnsi="Wingdings" w:hint="default"/>
+      </w:rPr>
+    </w:lvl>
+  </w:abstractNum>
   <w:num w:numId="1" w16cid:durableId="711657743">
-    <w:abstractNumId w:val="27"/>
+    <w:abstractNumId w:val="28"/>
     <w:lvlOverride w:ilvl="0">
       <w:startOverride w:val="1"/>
     </w:lvlOverride>
@@ -11241,7 +11356,7 @@
     </w:lvlOverride>
   </w:num>
   <w:num w:numId="2" w16cid:durableId="683283343">
-    <w:abstractNumId w:val="36"/>
+    <w:abstractNumId w:val="37"/>
   </w:num>
   <w:num w:numId="3" w16cid:durableId="1833252890">
     <w:abstractNumId w:val="16"/>
@@ -11275,123 +11390,33 @@
   </w:num>
   <w:num w:numId="4" w16cid:durableId="1792548799">
     <w:abstractNumId w:val="6"/>
-    <w:lvlOverride w:ilvl="0"/>
-    <w:lvlOverride w:ilvl="1"/>
-    <w:lvlOverride w:ilvl="2"/>
-    <w:lvlOverride w:ilvl="3"/>
-    <w:lvlOverride w:ilvl="4"/>
-    <w:lvlOverride w:ilvl="5"/>
-    <w:lvlOverride w:ilvl="6"/>
-    <w:lvlOverride w:ilvl="7"/>
-    <w:lvlOverride w:ilvl="8"/>
   </w:num>
   <w:num w:numId="5" w16cid:durableId="1186407837">
     <w:abstractNumId w:val="19"/>
-    <w:lvlOverride w:ilvl="0"/>
-    <w:lvlOverride w:ilvl="1"/>
-    <w:lvlOverride w:ilvl="2"/>
-    <w:lvlOverride w:ilvl="3"/>
-    <w:lvlOverride w:ilvl="4"/>
-    <w:lvlOverride w:ilvl="5"/>
-    <w:lvlOverride w:ilvl="6"/>
-    <w:lvlOverride w:ilvl="7"/>
-    <w:lvlOverride w:ilvl="8"/>
   </w:num>
   <w:num w:numId="6" w16cid:durableId="2059085976">
-    <w:abstractNumId w:val="39"/>
-    <w:lvlOverride w:ilvl="0"/>
-    <w:lvlOverride w:ilvl="1"/>
-    <w:lvlOverride w:ilvl="2"/>
-    <w:lvlOverride w:ilvl="3"/>
-    <w:lvlOverride w:ilvl="4"/>
-    <w:lvlOverride w:ilvl="5"/>
-    <w:lvlOverride w:ilvl="6"/>
-    <w:lvlOverride w:ilvl="7"/>
-    <w:lvlOverride w:ilvl="8"/>
+    <w:abstractNumId w:val="40"/>
   </w:num>
   <w:num w:numId="7" w16cid:durableId="1699887369">
     <w:abstractNumId w:val="20"/>
-    <w:lvlOverride w:ilvl="0"/>
-    <w:lvlOverride w:ilvl="1"/>
-    <w:lvlOverride w:ilvl="2"/>
-    <w:lvlOverride w:ilvl="3"/>
-    <w:lvlOverride w:ilvl="4"/>
-    <w:lvlOverride w:ilvl="5"/>
-    <w:lvlOverride w:ilvl="6"/>
-    <w:lvlOverride w:ilvl="7"/>
-    <w:lvlOverride w:ilvl="8"/>
   </w:num>
   <w:num w:numId="8" w16cid:durableId="1907765273">
     <w:abstractNumId w:val="9"/>
-    <w:lvlOverride w:ilvl="0"/>
-    <w:lvlOverride w:ilvl="1"/>
-    <w:lvlOverride w:ilvl="2"/>
-    <w:lvlOverride w:ilvl="3"/>
-    <w:lvlOverride w:ilvl="4"/>
-    <w:lvlOverride w:ilvl="5"/>
-    <w:lvlOverride w:ilvl="6"/>
-    <w:lvlOverride w:ilvl="7"/>
-    <w:lvlOverride w:ilvl="8"/>
   </w:num>
   <w:num w:numId="9" w16cid:durableId="1208684931">
     <w:abstractNumId w:val="7"/>
-    <w:lvlOverride w:ilvl="0"/>
-    <w:lvlOverride w:ilvl="1"/>
-    <w:lvlOverride w:ilvl="2"/>
-    <w:lvlOverride w:ilvl="3"/>
-    <w:lvlOverride w:ilvl="4"/>
-    <w:lvlOverride w:ilvl="5"/>
-    <w:lvlOverride w:ilvl="6"/>
-    <w:lvlOverride w:ilvl="7"/>
-    <w:lvlOverride w:ilvl="8"/>
   </w:num>
   <w:num w:numId="10" w16cid:durableId="2131776308">
-    <w:abstractNumId w:val="35"/>
-    <w:lvlOverride w:ilvl="0"/>
-    <w:lvlOverride w:ilvl="1"/>
-    <w:lvlOverride w:ilvl="2"/>
-    <w:lvlOverride w:ilvl="3"/>
-    <w:lvlOverride w:ilvl="4"/>
-    <w:lvlOverride w:ilvl="5"/>
-    <w:lvlOverride w:ilvl="6"/>
-    <w:lvlOverride w:ilvl="7"/>
-    <w:lvlOverride w:ilvl="8"/>
+    <w:abstractNumId w:val="36"/>
   </w:num>
   <w:num w:numId="11" w16cid:durableId="514000119">
-    <w:abstractNumId w:val="29"/>
-    <w:lvlOverride w:ilvl="0"/>
-    <w:lvlOverride w:ilvl="1"/>
-    <w:lvlOverride w:ilvl="2"/>
-    <w:lvlOverride w:ilvl="3"/>
-    <w:lvlOverride w:ilvl="4"/>
-    <w:lvlOverride w:ilvl="5"/>
-    <w:lvlOverride w:ilvl="6"/>
-    <w:lvlOverride w:ilvl="7"/>
-    <w:lvlOverride w:ilvl="8"/>
+    <w:abstractNumId w:val="30"/>
   </w:num>
   <w:num w:numId="12" w16cid:durableId="1681084904">
     <w:abstractNumId w:val="10"/>
-    <w:lvlOverride w:ilvl="0"/>
-    <w:lvlOverride w:ilvl="1"/>
-    <w:lvlOverride w:ilvl="2"/>
-    <w:lvlOverride w:ilvl="3"/>
-    <w:lvlOverride w:ilvl="4"/>
-    <w:lvlOverride w:ilvl="5"/>
-    <w:lvlOverride w:ilvl="6"/>
-    <w:lvlOverride w:ilvl="7"/>
-    <w:lvlOverride w:ilvl="8"/>
   </w:num>
   <w:num w:numId="13" w16cid:durableId="401832886">
     <w:abstractNumId w:val="5"/>
-    <w:lvlOverride w:ilvl="0"/>
-    <w:lvlOverride w:ilvl="1"/>
-    <w:lvlOverride w:ilvl="2"/>
-    <w:lvlOverride w:ilvl="3"/>
-    <w:lvlOverride w:ilvl="4"/>
-    <w:lvlOverride w:ilvl="5"/>
-    <w:lvlOverride w:ilvl="6"/>
-    <w:lvlOverride w:ilvl="7"/>
-    <w:lvlOverride w:ilvl="8"/>
   </w:num>
   <w:num w:numId="14" w16cid:durableId="40903879">
     <w:abstractNumId w:val="3"/>
@@ -11406,7 +11431,7 @@
     <w:abstractNumId w:val="18"/>
   </w:num>
   <w:num w:numId="18" w16cid:durableId="645548419">
-    <w:abstractNumId w:val="37"/>
+    <w:abstractNumId w:val="38"/>
   </w:num>
   <w:num w:numId="19" w16cid:durableId="263348328">
     <w:abstractNumId w:val="15"/>
@@ -11421,76 +11446,40 @@
     <w:abstractNumId w:val="12"/>
   </w:num>
   <w:num w:numId="23" w16cid:durableId="1768886872">
-    <w:abstractNumId w:val="34"/>
+    <w:abstractNumId w:val="35"/>
   </w:num>
   <w:num w:numId="24" w16cid:durableId="1475487659">
-    <w:abstractNumId w:val="31"/>
+    <w:abstractNumId w:val="32"/>
   </w:num>
   <w:num w:numId="25" w16cid:durableId="1156652561">
     <w:abstractNumId w:val="13"/>
   </w:num>
   <w:num w:numId="26" w16cid:durableId="1191261933">
-    <w:abstractNumId w:val="25"/>
+    <w:abstractNumId w:val="26"/>
   </w:num>
   <w:num w:numId="27" w16cid:durableId="1551261327">
     <w:abstractNumId w:val="21"/>
   </w:num>
   <w:num w:numId="28" w16cid:durableId="46683177">
-    <w:abstractNumId w:val="38"/>
+    <w:abstractNumId w:val="39"/>
   </w:num>
   <w:num w:numId="29" w16cid:durableId="1742756320">
     <w:abstractNumId w:val="17"/>
   </w:num>
   <w:num w:numId="30" w16cid:durableId="356547961">
-    <w:abstractNumId w:val="28"/>
+    <w:abstractNumId w:val="29"/>
   </w:num>
   <w:num w:numId="31" w16cid:durableId="1040547350">
-    <w:abstractNumId w:val="30"/>
-    <w:lvlOverride w:ilvl="0"/>
-    <w:lvlOverride w:ilvl="1"/>
-    <w:lvlOverride w:ilvl="2"/>
-    <w:lvlOverride w:ilvl="3"/>
-    <w:lvlOverride w:ilvl="4"/>
-    <w:lvlOverride w:ilvl="5"/>
-    <w:lvlOverride w:ilvl="6"/>
-    <w:lvlOverride w:ilvl="7"/>
-    <w:lvlOverride w:ilvl="8"/>
+    <w:abstractNumId w:val="31"/>
   </w:num>
   <w:num w:numId="32" w16cid:durableId="70085196">
     <w:abstractNumId w:val="11"/>
-    <w:lvlOverride w:ilvl="0"/>
-    <w:lvlOverride w:ilvl="1"/>
-    <w:lvlOverride w:ilvl="2"/>
-    <w:lvlOverride w:ilvl="3"/>
-    <w:lvlOverride w:ilvl="4"/>
-    <w:lvlOverride w:ilvl="5"/>
-    <w:lvlOverride w:ilvl="6"/>
-    <w:lvlOverride w:ilvl="7"/>
-    <w:lvlOverride w:ilvl="8"/>
   </w:num>
   <w:num w:numId="33" w16cid:durableId="416246719">
-    <w:abstractNumId w:val="24"/>
-    <w:lvlOverride w:ilvl="0"/>
-    <w:lvlOverride w:ilvl="1"/>
-    <w:lvlOverride w:ilvl="2"/>
-    <w:lvlOverride w:ilvl="3"/>
-    <w:lvlOverride w:ilvl="4"/>
-    <w:lvlOverride w:ilvl="5"/>
-    <w:lvlOverride w:ilvl="6"/>
-    <w:lvlOverride w:ilvl="7"/>
-    <w:lvlOverride w:ilvl="8"/>
+    <w:abstractNumId w:val="25"/>
   </w:num>
   <w:num w:numId="34" w16cid:durableId="1539658542">
-    <w:abstractNumId w:val="26"/>
-    <w:lvlOverride w:ilvl="0"/>
-    <w:lvlOverride w:ilvl="1"/>
-    <w:lvlOverride w:ilvl="2"/>
-    <w:lvlOverride w:ilvl="3"/>
-    <w:lvlOverride w:ilvl="4"/>
-    <w:lvlOverride w:ilvl="5"/>
-    <w:lvlOverride w:ilvl="6"/>
-    <w:lvlOverride w:ilvl="7"/>
-    <w:lvlOverride w:ilvl="8"/>
+    <w:abstractNumId w:val="27"/>
   </w:num>
   <w:num w:numId="35" w16cid:durableId="1966693125">
     <w:abstractNumId w:val="4"/>
@@ -11502,19 +11491,25 @@
     <w:abstractNumId w:val="23"/>
   </w:num>
   <w:num w:numId="38" w16cid:durableId="717823570">
-    <w:abstractNumId w:val="33"/>
+    <w:abstractNumId w:val="34"/>
   </w:num>
   <w:num w:numId="39" w16cid:durableId="995646122">
     <w:abstractNumId w:val="2"/>
   </w:num>
   <w:num w:numId="40" w16cid:durableId="1044985662">
-    <w:abstractNumId w:val="32"/>
+    <w:abstractNumId w:val="33"/>
+  </w:num>
+  <w:num w:numId="41" w16cid:durableId="2040011242">
+    <w:abstractNumId w:val="41"/>
+  </w:num>
+  <w:num w:numId="42" w16cid:durableId="626397726">
+    <w:abstractNumId w:val="24"/>
   </w:num>
 </w:numbering>
 </file>
 
 <file path=word/styles.xml><?xml version="1.0" encoding="utf-8"?>
-<w:styles xmlns:mc="http://schemas.openxmlformats.org/markup-compatibility/2006" xmlns:r="http://schemas.openxmlformats.org/officeDocument/2006/relationships" xmlns:w="http://schemas.openxmlformats.org/wordprocessingml/2006/main" xmlns:w14="http://schemas.microsoft.com/office/word/2010/wordml" xmlns:w15="http://schemas.microsoft.com/office/word/2012/wordml" xmlns:w16cex="http://schemas.microsoft.com/office/word/2018/wordml/cex" xmlns:w16cid="http://schemas.microsoft.com/office/word/2016/wordml/cid" xmlns:w16="http://schemas.microsoft.com/office/word/2018/wordml" xmlns:w16du="http://schemas.microsoft.com/office/word/2023/wordml/word16du" xmlns:w16sdtdh="http://schemas.microsoft.com/office/word/2020/wordml/sdtdatahash" xmlns:w16sdtfl="http://schemas.microsoft.com/office/word/2024/wordml/sdtformatlock" xmlns:w16se="http://schemas.microsoft.com/office/word/2015/wordml/symex" mc:Ignorable="w14 w15 w16se w16cid w16 w16cex w16sdtdh w16sdtfl w16du">
+<w:styles xmlns:mc="http://schemas.openxmlformats.org/markup-compatibility/2006" xmlns:r="http://schemas.openxmlformats.org/officeDocument/2006/relationships" xmlns:w="http://schemas.openxmlformats.org/wordprocessingml/2006/main" xmlns:w14="http://schemas.microsoft.com/office/word/2010/wordml" xmlns:w15="http://schemas.microsoft.com/office/word/2012/wordml" xmlns:w16cex="http://schemas.microsoft.com/office/word/2018/wordml/cex" xmlns:w16cid="http://schemas.microsoft.com/office/word/2016/wordml/cid" xmlns:w16="http://schemas.microsoft.com/office/word/2018/wordml" xmlns:w16du="http://schemas.microsoft.com/office/word/2023/wordml/word16du" xmlns:w16sdtdh="http://schemas.microsoft.com/office/word/2020/wordml/sdtdatahash" xmlns:w16se="http://schemas.microsoft.com/office/word/2015/wordml/symex" mc:Ignorable="w14 w15 w16se w16cid w16 w16cex w16sdtdh w16du">
   <w:docDefaults>
     <w:rPrDefault>
       <w:rPr>
@@ -12115,6 +12110,7 @@
   <w:style w:type="character" w:default="1" w:styleId="DefaultParagraphFont">
     <w:name w:val="Default Paragraph Font"/>
     <w:uiPriority w:val="1"/>
+    <w:semiHidden/>
     <w:unhideWhenUsed/>
   </w:style>
   <w:style w:type="table" w:default="1" w:styleId="TableNormal">
